--- a/uploads/template_surat/LAINYAA2.docx
+++ b/uploads/template_surat/LAINYAA2.docx
@@ -171,7 +171,7 @@
           <w:szCs w:val="32"/>
           <w:lang w:val="id-ID"/>
         </w:rPr>
-        <w:t>140</w:t>
+        <w:t>[no_nasional]</w:t>
       </w:r>
       <w:r>
         <w:rPr>
@@ -235,7 +235,7 @@
     </w:p>
     <w:p>
       <w:pPr>
-        <w:ind w:firstLine="720"/>
+        <w:ind w:right="-164" w:firstLine="720"/>
         <w:jc w:val="both"/>
         <w:rPr>
           <w:rFonts w:ascii="Times New Roman" w:hAnsi="Times New Roman" w:cs="Times New Roman"/>
@@ -363,7 +363,7 @@
           <w:szCs w:val="26"/>
           <w:lang w:val="id-ID"/>
         </w:rPr>
-        <w:t>517</w:t>
+        <w:t>[no_nasional]</w:t>
       </w:r>
       <w:r>
         <w:rPr>
